--- a/pr-preview/pr-204/inference-handout-tracked-changes.docx
+++ b/pr-preview/pr-204/inference-handout-tracked-changes.docx
@@ -16,7 +16,7 @@
       </w:pPr>
       <w:del w:id="1" w:author="PR Preview" w:date="2026-01-01T00:00:00Z">
         <w:r>
-          <w:delText xml:space="preserve">Last modified: 2026-10-15 03:26:43 (PDT)</w:delText>
+          <w:delText xml:space="preserve">Last modified: 2026-10-15 05:33:00 (PDT)</w:delText>
         </w:r>
       </w:del>
     </w:p>
@@ -26,7 +26,7 @@
       </w:pPr>
       <w:ins w:id="2" w:author="PR Preview" w:date="2026-01-01T00:00:00Z">
         <w:r>
-          <w:t xml:space="preserve">Last modified: 2026-10-15 03:31:19 (PDT)</w:t>
+          <w:t xml:space="preserve">Last modified: 2026-10-15 05:27:52 (PDT)</w:t>
         </w:r>
       </w:ins>
     </w:p>

--- a/pr-preview/pr-204/inference-handout-tracked-changes.docx
+++ b/pr-preview/pr-204/inference-handout-tracked-changes.docx
@@ -16,7 +16,7 @@
       </w:pPr>
       <w:del w:id="1" w:author="PR Preview" w:date="2026-01-01T00:00:00Z">
         <w:r>
-          <w:delText xml:space="preserve">Last modified: 2026-10-15 05:33:00 (PDT)</w:delText>
+          <w:delText xml:space="preserve">Last modified: 2026-10-15 08:36:30 (PDT)</w:delText>
         </w:r>
       </w:del>
     </w:p>
@@ -26,7 +26,7 @@
       </w:pPr>
       <w:ins w:id="2" w:author="PR Preview" w:date="2026-01-01T00:00:00Z">
         <w:r>
-          <w:t xml:space="preserve">Last modified: 2026-10-15 05:27:52 (PDT)</w:t>
+          <w:t xml:space="preserve">Last modified: 2026-10-15 08:46:14 (PDT)</w:t>
         </w:r>
       </w:ins>
     </w:p>
@@ -2905,6 +2905,102 @@
         <w:t xml:space="preserve">.</w:t>
       </w:r>
     </w:p>
+    <w:p>
+      <w:pPr>
+        <w:pStyle w:val="Compact"/>
+        <w:numPr>
+          <w:ilvl w:val="0"/>
+          <w:numId w:val="1003"/>
+        </w:numPr>
+      </w:pPr>
+      <w:ins w:id="3" w:author="PR Preview" w:date="2026-01-01T00:00:00Z">
+        <w:r>
+          <w:t xml:space="preserve">Hogg et al. (2019, sec. 8.1, pp. 361–368)</w:t>
+        </w:r>
+      </w:ins>
+      <w:ins w:id="4" w:author="PR Preview" w:date="2026-01-01T00:00:00Z">
+        <w:r>
+          <w:t xml:space="preserve"> </w:t>
+        </w:r>
+      </w:ins>
+      <w:ins w:id="5" w:author="PR Preview" w:date="2026-01-01T00:00:00Z">
+        <w:r>
+          <w:t xml:space="preserve">covers tests about one mean.</w:t>
+        </w:r>
+      </w:ins>
+    </w:p>
+    <w:p>
+      <w:pPr>
+        <w:pStyle w:val="Compact"/>
+        <w:numPr>
+          <w:ilvl w:val="0"/>
+          <w:numId w:val="1003"/>
+        </w:numPr>
+      </w:pPr>
+      <w:ins w:id="6" w:author="PR Preview" w:date="2026-01-01T00:00:00Z">
+        <w:r>
+          <w:t xml:space="preserve">Hogg et al. (2019, sec. 8.6, pp. 403–409)</w:t>
+        </w:r>
+      </w:ins>
+      <w:ins w:id="7" w:author="PR Preview" w:date="2026-01-01T00:00:00Z">
+        <w:r>
+          <w:t xml:space="preserve"> </w:t>
+        </w:r>
+      </w:ins>
+      <w:ins w:id="8" w:author="PR Preview" w:date="2026-01-01T00:00:00Z">
+        <w:r>
+          <w:t xml:space="preserve">covers power of a statistical test.</w:t>
+        </w:r>
+      </w:ins>
+    </w:p>
+    <w:p>
+      <w:pPr>
+        <w:pStyle w:val="Compact"/>
+        <w:numPr>
+          <w:ilvl w:val="0"/>
+          <w:numId w:val="1003"/>
+        </w:numPr>
+      </w:pPr>
+      <w:ins w:id="9" w:author="PR Preview" w:date="2026-01-01T00:00:00Z">
+        <w:r>
+          <w:t xml:space="preserve">Casella and Berger (2002, sec. 8.3, pp. 382–401)</w:t>
+        </w:r>
+      </w:ins>
+      <w:ins w:id="10" w:author="PR Preview" w:date="2026-01-01T00:00:00Z">
+        <w:r>
+          <w:t xml:space="preserve"> </w:t>
+        </w:r>
+      </w:ins>
+      <w:ins w:id="11" w:author="PR Preview" w:date="2026-01-01T00:00:00Z">
+        <w:r>
+          <w:t xml:space="preserve">covers methods of evaluating tests.</w:t>
+        </w:r>
+      </w:ins>
+    </w:p>
+    <w:p>
+      <w:pPr>
+        <w:pStyle w:val="Compact"/>
+        <w:numPr>
+          <w:ilvl w:val="0"/>
+          <w:numId w:val="1003"/>
+        </w:numPr>
+      </w:pPr>
+      <w:ins w:id="12" w:author="PR Preview" w:date="2026-01-01T00:00:00Z">
+        <w:r>
+          <w:t xml:space="preserve">Rice (2007, sec. 9.2, pp. 331–336)</w:t>
+        </w:r>
+      </w:ins>
+      <w:ins w:id="13" w:author="PR Preview" w:date="2026-01-01T00:00:00Z">
+        <w:r>
+          <w:t xml:space="preserve"> </w:t>
+        </w:r>
+      </w:ins>
+      <w:ins w:id="14" w:author="PR Preview" w:date="2026-01-01T00:00:00Z">
+        <w:r>
+          <w:t xml:space="preserve">covers the Neyman–Pearson paradigm.</w:t>
+        </w:r>
+      </w:ins>
+    </w:p>
     <w:bookmarkEnd w:id="27"/>
     <w:bookmarkEnd w:id="28"/>
     <w:bookmarkStart w:id="36" w:name="sec-reference-distributions"/>
@@ -3622,7 +3718,7 @@
           <w:b/>
           <w:bCs/>
         </w:rPr>
-        <w:t xml:space="preserve">Definition 10 (t-distribution)</w:t>
+        <w:t xml:space="preserve">Definition 10 (t-distribution (Student’s t-distribution))</w:t>
       </w:r>
       <w:r>
         <w:t xml:space="preserve"> </w:t>
@@ -3835,7 +3931,20 @@
         <w:t xml:space="preserve"> </w:t>
       </w:r>
       <w:r>
-        <w:t xml:space="preserve">(or Student’s t-distribution), written</w:t>
+        <w:t xml:space="preserve">(or</w:t>
+      </w:r>
+      <w:r>
+        <w:t xml:space="preserve"> </w:t>
+      </w:r>
+      <w:r>
+        <w:rPr>
+          <w:b/>
+          <w:bCs/>
+        </w:rPr>
+        <w:t xml:space="preserve">Student’s t-distribution</w:t>
+      </w:r>
+      <w:r>
+        <w:t xml:space="preserve">), written</w:t>
       </w:r>
       <w:r>
         <w:t xml:space="preserve"> </w:t>
@@ -6351,7 +6460,7 @@
           <w:b/>
           <w:bCs/>
         </w:rPr>
-        <w:t xml:space="preserve">Definition 15 (Margin of error)</w:t>
+        <w:t xml:space="preserve">Definition 15 (Margin of error (radius))</w:t>
       </w:r>
       <w:r>
         <w:t xml:space="preserve"> </w:t>
@@ -6542,6 +6651,78 @@
         <w:t xml:space="preserve">.</w:t>
       </w:r>
     </w:p>
+    <w:p>
+      <w:pPr>
+        <w:pStyle w:val="Compact"/>
+        <w:numPr>
+          <w:ilvl w:val="0"/>
+          <w:numId w:val="1004"/>
+        </w:numPr>
+      </w:pPr>
+      <w:ins w:id="15" w:author="PR Preview" w:date="2026-01-01T00:00:00Z">
+        <w:r>
+          <w:t xml:space="preserve">Hogg et al. (2019, sec. 7.1, pp. 307–313)</w:t>
+        </w:r>
+      </w:ins>
+      <w:ins w:id="16" w:author="PR Preview" w:date="2026-01-01T00:00:00Z">
+        <w:r>
+          <w:t xml:space="preserve"> </w:t>
+        </w:r>
+      </w:ins>
+      <w:ins w:id="17" w:author="PR Preview" w:date="2026-01-01T00:00:00Z">
+        <w:r>
+          <w:t xml:space="preserve">covers confidence intervals for means.</w:t>
+        </w:r>
+      </w:ins>
+    </w:p>
+    <w:p>
+      <w:pPr>
+        <w:pStyle w:val="Compact"/>
+        <w:numPr>
+          <w:ilvl w:val="0"/>
+          <w:numId w:val="1004"/>
+        </w:numPr>
+      </w:pPr>
+      <w:ins w:id="18" w:author="PR Preview" w:date="2026-01-01T00:00:00Z">
+        <w:r>
+          <w:t xml:space="preserve">Casella and Berger (2002, sec. 9.2, pp. 420–439)</w:t>
+        </w:r>
+      </w:ins>
+      <w:ins w:id="19" w:author="PR Preview" w:date="2026-01-01T00:00:00Z">
+        <w:r>
+          <w:t xml:space="preserve"> </w:t>
+        </w:r>
+      </w:ins>
+      <w:ins w:id="20" w:author="PR Preview" w:date="2026-01-01T00:00:00Z">
+        <w:r>
+          <w:t xml:space="preserve">covers methods of finding interval estimators.</w:t>
+        </w:r>
+      </w:ins>
+    </w:p>
+    <w:p>
+      <w:pPr>
+        <w:pStyle w:val="Compact"/>
+        <w:numPr>
+          <w:ilvl w:val="0"/>
+          <w:numId w:val="1004"/>
+        </w:numPr>
+      </w:pPr>
+      <w:ins w:id="21" w:author="PR Preview" w:date="2026-01-01T00:00:00Z">
+        <w:r>
+          <w:t xml:space="preserve">Rice (2007, sec. 9.3, pp. 337–338)</w:t>
+        </w:r>
+      </w:ins>
+      <w:ins w:id="22" w:author="PR Preview" w:date="2026-01-01T00:00:00Z">
+        <w:r>
+          <w:t xml:space="preserve"> </w:t>
+        </w:r>
+      </w:ins>
+      <w:ins w:id="23" w:author="PR Preview" w:date="2026-01-01T00:00:00Z">
+        <w:r>
+          <w:t xml:space="preserve">covers duality of confidence intervals and hypothesis tests.</w:t>
+        </w:r>
+      </w:ins>
+    </w:p>
     <w:bookmarkEnd w:id="45"/>
     <w:bookmarkStart w:id="48" w:name="further-reading-on-confidence-intervals"/>
     <w:p>
@@ -6565,7 +6746,7 @@
         <w:pStyle w:val="Compact"/>
         <w:numPr>
           <w:ilvl w:val="0"/>
-          <w:numId w:val="1003"/>
+          <w:numId w:val="1005"/>
         </w:numPr>
       </w:pPr>
       <w:hyperlink r:id="rId46">
@@ -6587,7 +6768,7 @@
       <w:pPr>
         <w:numPr>
           <w:ilvl w:val="0"/>
-          <w:numId w:val="1003"/>
+          <w:numId w:val="1005"/>
         </w:numPr>
       </w:pPr>
       <w:hyperlink r:id="rId47">
@@ -6780,7 +6961,7 @@
         <w:pStyle w:val="Compact"/>
         <w:numPr>
           <w:ilvl w:val="0"/>
-          <w:numId w:val="1004"/>
+          <w:numId w:val="1006"/>
         </w:numPr>
       </w:pPr>
       <w:r>
@@ -6804,7 +6985,7 @@
         <w:pStyle w:val="Compact"/>
         <w:numPr>
           <w:ilvl w:val="0"/>
-          <w:numId w:val="1004"/>
+          <w:numId w:val="1006"/>
         </w:numPr>
       </w:pPr>
       <w:r>
@@ -7915,123 +8096,6 @@
       </w:r>
     </w:p>
     <w:bookmarkEnd w:id="53"/>
-    <w:bookmarkStart w:id="54" w:name="textbook-cross-references"/>
-    <w:p>
-      <w:pPr>
-        <w:pStyle w:val="Heading2"/>
-      </w:pPr>
-      <w:ins w:id="3" w:author="PR Preview" w:date="2026-01-01T00:00:00Z">
-        <w:r>
-          <w:t xml:space="preserve">Textbook cross-references</w:t>
-        </w:r>
-      </w:ins>
-    </w:p>
-    <w:p>
-      <w:pPr>
-        <w:pStyle w:val="FirstParagraph"/>
-      </w:pPr>
-      <w:ins w:id="4" w:author="PR Preview" w:date="2026-01-01T00:00:00Z">
-        <w:r>
-          <w:t xml:space="preserve">Textbook sections on the topics of this page:</w:t>
-        </w:r>
-      </w:ins>
-    </w:p>
-    <w:p>
-      <w:pPr>
-        <w:pStyle w:val="Compact"/>
-        <w:numPr>
-          <w:ilvl w:val="0"/>
-          <w:numId w:val="1005"/>
-        </w:numPr>
-      </w:pPr>
-      <w:ins w:id="5" w:author="PR Preview" w:date="2026-01-01T00:00:00Z">
-        <w:r>
-          <w:t xml:space="preserve">Hogg et al. (2019, sec. 7.1, pp. 307–313)</w:t>
-        </w:r>
-      </w:ins>
-      <w:ins w:id="6" w:author="PR Preview" w:date="2026-01-01T00:00:00Z">
-        <w:r>
-          <w:t xml:space="preserve">: Confidence intervals for means</w:t>
-        </w:r>
-      </w:ins>
-    </w:p>
-    <w:p>
-      <w:pPr>
-        <w:pStyle w:val="Compact"/>
-        <w:numPr>
-          <w:ilvl w:val="0"/>
-          <w:numId w:val="1005"/>
-        </w:numPr>
-      </w:pPr>
-      <w:ins w:id="7" w:author="PR Preview" w:date="2026-01-01T00:00:00Z">
-        <w:r>
-          <w:t xml:space="preserve">Hogg et al. (2019, sec. 8.1, pp. 361–368)</w:t>
-        </w:r>
-      </w:ins>
-      <w:ins w:id="8" w:author="PR Preview" w:date="2026-01-01T00:00:00Z">
-        <w:r>
-          <w:t xml:space="preserve">: Tests about one mean</w:t>
-        </w:r>
-      </w:ins>
-    </w:p>
-    <w:p>
-      <w:pPr>
-        <w:pStyle w:val="Compact"/>
-        <w:numPr>
-          <w:ilvl w:val="0"/>
-          <w:numId w:val="1005"/>
-        </w:numPr>
-      </w:pPr>
-      <w:ins w:id="9" w:author="PR Preview" w:date="2026-01-01T00:00:00Z">
-        <w:r>
-          <w:t xml:space="preserve">Hogg et al. (2019, sec. 8.6, pp. 403–409)</w:t>
-        </w:r>
-      </w:ins>
-      <w:ins w:id="10" w:author="PR Preview" w:date="2026-01-01T00:00:00Z">
-        <w:r>
-          <w:t xml:space="preserve">: Power of a statistical test</w:t>
-        </w:r>
-      </w:ins>
-    </w:p>
-    <w:p>
-      <w:pPr>
-        <w:pStyle w:val="Compact"/>
-        <w:numPr>
-          <w:ilvl w:val="0"/>
-          <w:numId w:val="1005"/>
-        </w:numPr>
-      </w:pPr>
-      <w:ins w:id="11" w:author="PR Preview" w:date="2026-01-01T00:00:00Z">
-        <w:r>
-          <w:t xml:space="preserve">Casella and Berger (2002, sec. 8.3, pp. 382–401)</w:t>
-        </w:r>
-      </w:ins>
-      <w:ins w:id="12" w:author="PR Preview" w:date="2026-01-01T00:00:00Z">
-        <w:r>
-          <w:t xml:space="preserve">: Methods of evaluating tests</w:t>
-        </w:r>
-      </w:ins>
-    </w:p>
-    <w:p>
-      <w:pPr>
-        <w:pStyle w:val="Compact"/>
-        <w:numPr>
-          <w:ilvl w:val="0"/>
-          <w:numId w:val="1005"/>
-        </w:numPr>
-      </w:pPr>
-      <w:ins w:id="13" w:author="PR Preview" w:date="2026-01-01T00:00:00Z">
-        <w:r>
-          <w:t xml:space="preserve">Casella and Berger (2002, sec. 9.2, pp. 420–439)</w:t>
-        </w:r>
-      </w:ins>
-      <w:ins w:id="14" w:author="PR Preview" w:date="2026-01-01T00:00:00Z">
-        <w:r>
-          <w:t xml:space="preserve">: Methods of finding interval estimators</w:t>
-        </w:r>
-      </w:ins>
-    </w:p>
-    <w:bookmarkEnd w:id="54"/>
     <w:bookmarkStart w:id="65" w:name="references"/>
     <w:p>
       <w:pPr>
@@ -8042,7 +8106,7 @@
       </w:r>
     </w:p>
     <w:bookmarkStart w:id="64" w:name="refs"/>
-    <w:bookmarkStart w:id="56" w:name="ref-fiveminuteai_probstat"/>
+    <w:bookmarkStart w:id="55" w:name="ref-fiveminuteai_probstat"/>
     <w:p>
       <w:pPr>
         <w:pStyle w:val="Bibliography"/>
@@ -8066,7 +8130,7 @@
       <w:r>
         <w:t xml:space="preserve"> </w:t>
       </w:r>
-      <w:hyperlink r:id="rId55">
+      <w:hyperlink r:id="rId54">
         <w:r>
           <w:rPr>
             <w:rStyle w:val="Hyperlink"/>
@@ -8078,23 +8142,23 @@
         <w:t xml:space="preserve">.</w:t>
       </w:r>
     </w:p>
-    <w:bookmarkEnd w:id="56"/>
-    <w:bookmarkStart w:id="58" w:name="ref-CaseBerg01"/>
+    <w:bookmarkEnd w:id="55"/>
+    <w:bookmarkStart w:id="57" w:name="ref-CaseBerg01"/>
     <w:p>
       <w:pPr>
         <w:pStyle w:val="Bibliography"/>
       </w:pPr>
-      <w:ins w:id="15" w:author="PR Preview" w:date="2026-01-01T00:00:00Z">
+      <w:ins w:id="24" w:author="PR Preview" w:date="2026-01-01T00:00:00Z">
         <w:r>
           <w:t xml:space="preserve">Casella, George, and Roger Berger. 2002.</w:t>
         </w:r>
       </w:ins>
-      <w:ins w:id="16" w:author="PR Preview" w:date="2026-01-01T00:00:00Z">
+      <w:ins w:id="25" w:author="PR Preview" w:date="2026-01-01T00:00:00Z">
         <w:r>
           <w:t xml:space="preserve"> </w:t>
         </w:r>
       </w:ins>
-      <w:ins w:id="17" w:author="PR Preview" w:date="2026-01-01T00:00:00Z">
+      <w:ins w:id="26" w:author="PR Preview" w:date="2026-01-01T00:00:00Z">
         <w:r>
           <w:rPr>
             <w:i/>
@@ -8103,18 +8167,18 @@
           <w:t xml:space="preserve">Statistical Inference</w:t>
         </w:r>
       </w:ins>
-      <w:ins w:id="18" w:author="PR Preview" w:date="2026-01-01T00:00:00Z">
+      <w:ins w:id="27" w:author="PR Preview" w:date="2026-01-01T00:00:00Z">
         <w:r>
           <w:t xml:space="preserve">. 2nd ed. Cengage Learning.</w:t>
         </w:r>
       </w:ins>
-      <w:ins w:id="19" w:author="PR Preview" w:date="2026-01-01T00:00:00Z">
+      <w:ins w:id="28" w:author="PR Preview" w:date="2026-01-01T00:00:00Z">
         <w:r>
           <w:t xml:space="preserve"> </w:t>
         </w:r>
       </w:ins>
-      <w:hyperlink r:id="rId57">
-        <w:ins w:id="20" w:author="PR Preview" w:date="2026-01-01T00:00:00Z">
+      <w:hyperlink r:id="rId56">
+        <w:ins w:id="29" w:author="PR Preview" w:date="2026-01-01T00:00:00Z">
           <w:r>
             <w:rPr>
               <w:rStyle w:val="Hyperlink"/>
@@ -8123,29 +8187,29 @@
           </w:r>
         </w:ins>
       </w:hyperlink>
-      <w:ins w:id="21" w:author="PR Preview" w:date="2026-01-01T00:00:00Z">
+      <w:ins w:id="30" w:author="PR Preview" w:date="2026-01-01T00:00:00Z">
         <w:r>
           <w:t xml:space="preserve">.</w:t>
         </w:r>
       </w:ins>
     </w:p>
-    <w:bookmarkEnd w:id="58"/>
-    <w:bookmarkStart w:id="59" w:name="ref-hoggtanis2015"/>
+    <w:bookmarkEnd w:id="57"/>
+    <w:bookmarkStart w:id="58" w:name="ref-hoggtanis2015"/>
     <w:p>
       <w:pPr>
         <w:pStyle w:val="Bibliography"/>
       </w:pPr>
-      <w:ins w:id="22" w:author="PR Preview" w:date="2026-01-01T00:00:00Z">
+      <w:ins w:id="31" w:author="PR Preview" w:date="2026-01-01T00:00:00Z">
         <w:r>
           <w:t xml:space="preserve">Hogg, Robert V., Elliot A. Tanis, and Dale L. Zimmerman. 2019.</w:t>
         </w:r>
       </w:ins>
-      <w:ins w:id="23" w:author="PR Preview" w:date="2026-01-01T00:00:00Z">
+      <w:ins w:id="32" w:author="PR Preview" w:date="2026-01-01T00:00:00Z">
         <w:r>
           <w:t xml:space="preserve"> </w:t>
         </w:r>
       </w:ins>
-      <w:ins w:id="24" w:author="PR Preview" w:date="2026-01-01T00:00:00Z">
+      <w:ins w:id="33" w:author="PR Preview" w:date="2026-01-01T00:00:00Z">
         <w:r>
           <w:rPr>
             <w:i/>
@@ -8154,9 +8218,40 @@
           <w:t xml:space="preserve">Probability and Statistical Inference</w:t>
         </w:r>
       </w:ins>
-      <w:ins w:id="25" w:author="PR Preview" w:date="2026-01-01T00:00:00Z">
+      <w:ins w:id="34" w:author="PR Preview" w:date="2026-01-01T00:00:00Z">
         <w:r>
           <w:t xml:space="preserve">. Tenth edition. Pearson.</w:t>
+        </w:r>
+      </w:ins>
+    </w:p>
+    <w:bookmarkEnd w:id="58"/>
+    <w:bookmarkStart w:id="59" w:name="ref-rice2007mathematical"/>
+    <w:p>
+      <w:pPr>
+        <w:pStyle w:val="Bibliography"/>
+      </w:pPr>
+      <w:ins w:id="35" w:author="PR Preview" w:date="2026-01-01T00:00:00Z">
+        <w:r>
+          <w:t xml:space="preserve">Rice, John A. 2007.</w:t>
+        </w:r>
+      </w:ins>
+      <w:ins w:id="36" w:author="PR Preview" w:date="2026-01-01T00:00:00Z">
+        <w:r>
+          <w:t xml:space="preserve"> </w:t>
+        </w:r>
+      </w:ins>
+      <w:ins w:id="37" w:author="PR Preview" w:date="2026-01-01T00:00:00Z">
+        <w:r>
+          <w:rPr>
+            <w:i/>
+            <w:iCs/>
+          </w:rPr>
+          <w:t xml:space="preserve">Mathematical Statistics and Data Analysis</w:t>
+        </w:r>
+      </w:ins>
+      <w:ins w:id="38" w:author="PR Preview" w:date="2026-01-01T00:00:00Z">
+        <w:r>
+          <w:t xml:space="preserve">. 3rd ed. Cengage Learning.</w:t>
         </w:r>
       </w:ins>
     </w:p>
@@ -8613,6 +8708,9 @@
     <w:abstractNumId w:val="991"/>
   </w:num>
   <w:num w:numId="1005">
+    <w:abstractNumId w:val="991"/>
+  </w:num>
+  <w:num w:numId="1006">
     <w:abstractNumId w:val="991"/>
   </w:num>
 </w:numbering>

--- a/pr-preview/pr-204/inference-handout-tracked-changes.docx
+++ b/pr-preview/pr-204/inference-handout-tracked-changes.docx
@@ -16,7 +16,7 @@
       </w:pPr>
       <w:del w:id="1" w:author="PR Preview" w:date="2026-01-01T00:00:00Z">
         <w:r>
-          <w:delText xml:space="preserve">Last modified: 2026-10-15 08:36:30 (PDT)</w:delText>
+          <w:delText xml:space="preserve">Last modified: 2026-10-15 12:42:47 (PDT)</w:delText>
         </w:r>
       </w:del>
     </w:p>
@@ -26,7 +26,7 @@
       </w:pPr>
       <w:ins w:id="2" w:author="PR Preview" w:date="2026-01-01T00:00:00Z">
         <w:r>
-          <w:t xml:space="preserve">Last modified: 2026-10-15 08:46:14 (PDT)</w:t>
+          <w:t xml:space="preserve">Last modified: 2026-10-15 12:50:24 (PDT)</w:t>
         </w:r>
       </w:ins>
     </w:p>

--- a/pr-preview/pr-204/inference-handout-tracked-changes.docx
+++ b/pr-preview/pr-204/inference-handout-tracked-changes.docx
@@ -16,7 +16,7 @@
       </w:pPr>
       <w:del w:id="1" w:author="PR Preview" w:date="2026-01-01T00:00:00Z">
         <w:r>
-          <w:delText xml:space="preserve">Last modified: 2026-10-15 12:42:47 (PDT)</w:delText>
+          <w:delText xml:space="preserve">Last modified: 2026-10-15 12:56:30 (PDT)</w:delText>
         </w:r>
       </w:del>
     </w:p>
@@ -26,7 +26,7 @@
       </w:pPr>
       <w:ins w:id="2" w:author="PR Preview" w:date="2026-01-01T00:00:00Z">
         <w:r>
-          <w:t xml:space="preserve">Last modified: 2026-10-15 12:50:24 (PDT)</w:t>
+          <w:t xml:space="preserve">Last modified: 2026-10-15 13:07:45 (PDT)</w:t>
         </w:r>
       </w:ins>
     </w:p>
